--- a/content/sop/docx/SOP-102 Store Closing Procedure.docx
+++ b/content/sop/docx/SOP-102 Store Closing Procedure.docx
@@ -23,7 +23,7 @@
         <w:pStyle w:val="DocumentMeta"/>
       </w:pPr>
       <w:r>
-        <w:t xml:space="preserve">Owner: Brightpath Convenience - Northgate District Operations</w:t>
+        <w:t xml:space="preserve">Owner: Circle K - Northgate District Operations</w:t>
       </w:r>
     </w:p>
     <w:p>
@@ -49,7 +49,7 @@
     </w:p>
     <w:p>
       <w:r>
-        <w:t xml:space="preserve">Applies to the closing associate and the shift lead at Brightpath Convenience Store 223. The closing routine starts 60 minutes before the posted closing time and must not be started earlier.</w:t>
+        <w:t xml:space="preserve">Applies to the closing associate and the shift lead at Circle K Store 223. The closing routine starts 60 minutes before the posted closing time and must not be started earlier.</w:t>
       </w:r>
     </w:p>
     <w:p>
